--- a/docs/questions/qs-hypothesistesting.docx
+++ b/docs/questions/qs-hypothesistesting.docx
@@ -52,7 +52,7 @@
         </w:rPr>
         <w:t xml:space="preserve"> </w:t>
       </w:r>
-      <w:hyperlink r:id="rId20">
+      <w:hyperlink r:id="rId9">
         <w:r>
           <w:rPr>
             <w:rStyle w:val="Hyperlink"/>
@@ -70,7 +70,7 @@
         <w:t xml:space="preserve">.</w:t>
       </w:r>
     </w:p>
-    <w:bookmarkStart w:id="21" w:name="q1"/>
+    <w:bookmarkStart w:id="10" w:name="q1"/>
     <w:p>
       <w:pPr>
         <w:pStyle w:val="Heading2"/>
@@ -119,8 +119,8 @@
         <w:t xml:space="preserve">1.4. A train company wants to compare the mean travel time of its express trains versus regular trains on a specific route. Define the null and alternative hypotheses if you want to determine if the express trains are significantly faster, and state which style of test you would use (lower one-tailed, upper one-tailed, or two-tailed).</w:t>
       </w:r>
     </w:p>
-    <w:bookmarkEnd w:id="21"/>
-    <w:bookmarkStart w:id="22" w:name="q2"/>
+    <w:bookmarkEnd w:id="10"/>
+    <w:bookmarkStart w:id="11" w:name="q2"/>
     <w:p>
       <w:pPr>
         <w:pStyle w:val="Heading2"/>
@@ -195,8 +195,8 @@
         <w:t xml:space="preserve">2.3. What test would you use if you had one sample with 15 observations and paired data?</w:t>
       </w:r>
     </w:p>
-    <w:bookmarkEnd w:id="22"/>
-    <w:bookmarkStart w:id="24" w:name="q3"/>
+    <w:bookmarkEnd w:id="11"/>
+    <w:bookmarkStart w:id="13" w:name="q3"/>
     <w:p>
       <w:pPr>
         <w:pStyle w:val="Heading2"/>
@@ -449,7 +449,7 @@
       <w:pPr>
         <w:pStyle w:val="BodyText"/>
       </w:pPr>
-      <w:hyperlink r:id="rId23">
+      <w:hyperlink r:id="rId12">
         <w:r>
           <w:rPr>
             <w:rStyle w:val="Hyperlink"/>
@@ -465,8 +465,8 @@
         </w:pict>
       </w:r>
     </w:p>
-    <w:bookmarkEnd w:id="24"/>
-    <w:bookmarkStart w:id="26" w:name="version-history-and-licensing"/>
+    <w:bookmarkEnd w:id="13"/>
+    <w:bookmarkStart w:id="15" w:name="version-history-and-licensing"/>
     <w:p>
       <w:pPr>
         <w:pStyle w:val="Heading2"/>
@@ -487,7 +487,7 @@
       <w:pPr>
         <w:pStyle w:val="BodyText"/>
       </w:pPr>
-      <w:hyperlink r:id="rId25">
+      <w:hyperlink r:id="rId14">
         <w:r>
           <w:rPr>
             <w:rStyle w:val="Hyperlink"/>
@@ -496,7 +496,7 @@
         </w:r>
       </w:hyperlink>
     </w:p>
-    <w:bookmarkEnd w:id="26"/>
+    <w:bookmarkEnd w:id="15"/>
     <w:sectPr>
       <w:pgSz w:h="15840" w:w="12240"/>
       <w:pgMar w:bottom="1440" w:footer="720" w:gutter="0" w:header="720" w:left="1440" w:right="1440" w:top="1440"/>
